--- a/files/Andrew_brown CV.docx
+++ b/files/Andrew_brown CV.docx
@@ -66,23 +66,13 @@
           <w:lang w:val="fr-FR"/>
         </w:rPr>
       </w:pPr>
-      <w:proofErr w:type="gramStart"/>
       <w:r>
         <w:rPr>
           <w:rFonts w:cs="Calibri"/>
           <w:b/>
           <w:lang w:val="fr-FR"/>
         </w:rPr>
-        <w:t>Mobile:</w:t>
-      </w:r>
-      <w:proofErr w:type="gramEnd"/>
-      <w:r>
-        <w:rPr>
-          <w:rFonts w:cs="Calibri"/>
-          <w:b/>
-          <w:lang w:val="fr-FR"/>
-        </w:rPr>
-        <w:t xml:space="preserve"> </w:t>
+        <w:t xml:space="preserve">Mobile: </w:t>
       </w:r>
       <w:r>
         <w:rPr>
@@ -243,7 +233,7 @@
         <w:spacing w:after="0" w:line="240" w:lineRule="auto"/>
       </w:pPr>
       <w:r>
-        <w:t>New in the software development and Information technology sector. Keen interest in the sector and have enriched self with desirable knowledge and skills to achieve life aims.</w:t>
+        <w:t>New in the software development and Information technology (IT) sector. Been working in the manufacturing sector from 2021 to 2024. Keen interest in the IT sector and have enriched self with desirable knowledge and skills to achieve life aims.</w:t>
       </w:r>
     </w:p>
     <w:p>
@@ -1376,6 +1366,7 @@
           <w:b/>
           <w:bCs/>
         </w:rPr>
+        <w:lastRenderedPageBreak/>
         <w:tab/>
       </w:r>
       <w:r>
@@ -1416,7 +1407,6 @@
           <w:b/>
           <w:bCs/>
         </w:rPr>
-        <w:lastRenderedPageBreak/>
         <w:t>Core Modules</w:t>
       </w:r>
       <w:r>
@@ -6816,28 +6806,6 @@
 </file>
 
 <file path=customXml/item1.xml><?xml version="1.0" encoding="utf-8"?>
-<p:properties xmlns:p="http://schemas.microsoft.com/office/2006/metadata/properties" xmlns:xsi="http://www.w3.org/2001/XMLSchema-instance" xmlns:pc="http://schemas.microsoft.com/office/infopath/2007/PartnerControls">
-  <documentManagement>
-    <_ip_UnifiedCompliancePolicyUIAction xmlns="http://schemas.microsoft.com/sharepoint/v3" xsi:nil="true"/>
-    <_ip_UnifiedCompliancePolicyProperties xmlns="http://schemas.microsoft.com/sharepoint/v3" xsi:nil="true"/>
-    <lcf76f155ced4ddcb4097134ff3c332f xmlns="10515296-1bd5-401a-b8a4-ea4dde82f896">
-      <Terms xmlns="http://schemas.microsoft.com/office/infopath/2007/PartnerControls"/>
-    </lcf76f155ced4ddcb4097134ff3c332f>
-    <TaxCatchAll xmlns="d0cd20b0-df63-44e8-932f-fba08f23ea61"/>
-  </documentManagement>
-</p:properties>
-</file>
-
-<file path=customXml/item2.xml><?xml version="1.0" encoding="utf-8"?>
-<?mso-contentType ?>
-<FormTemplates xmlns="http://schemas.microsoft.com/sharepoint/v3/contenttype/forms">
-  <Display>DocumentLibraryForm</Display>
-  <Edit>DocumentLibraryForm</Edit>
-  <New>DocumentLibraryForm</New>
-</FormTemplates>
-</file>
-
-<file path=customXml/item3.xml><?xml version="1.0" encoding="utf-8"?>
 <ct:contentTypeSchema xmlns:ct="http://schemas.microsoft.com/office/2006/metadata/contentType" xmlns:ma="http://schemas.microsoft.com/office/2006/metadata/properties/metaAttributes" ct:_="" ma:_="" ma:contentTypeName="Document" ma:contentTypeID="0x0101008E18B55538CA08448923EEF657060701" ma:contentTypeVersion="20" ma:contentTypeDescription="Create a new document." ma:contentTypeScope="" ma:versionID="270df7bda2439869bcc6606865bbb25e">
   <xsd:schema xmlns:xsd="http://www.w3.org/2001/XMLSchema" xmlns:xs="http://www.w3.org/2001/XMLSchema" xmlns:p="http://schemas.microsoft.com/office/2006/metadata/properties" xmlns:ns1="http://schemas.microsoft.com/sharepoint/v3" xmlns:ns2="10515296-1bd5-401a-b8a4-ea4dde82f896" xmlns:ns3="d0cd20b0-df63-44e8-932f-fba08f23ea61" targetNamespace="http://schemas.microsoft.com/office/2006/metadata/properties" ma:root="true" ma:fieldsID="92987fd6ee466a16e2566043e092df43" ns1:_="" ns2:_="" ns3:_="">
     <xsd:import namespace="http://schemas.microsoft.com/sharepoint/v3"/>
@@ -7109,27 +7077,29 @@
 </ct:contentTypeSchema>
 </file>
 
-<file path=customXml/itemProps1.xml><?xml version="1.0" encoding="utf-8"?>
-<ds:datastoreItem xmlns:ds="http://schemas.openxmlformats.org/officeDocument/2006/customXml" ds:itemID="{BEEC08DA-9BF5-4EC7-ADB3-AD81E3E86BFE}">
-  <ds:schemaRefs>
-    <ds:schemaRef ds:uri="http://schemas.microsoft.com/office/2006/metadata/properties"/>
-    <ds:schemaRef ds:uri="http://schemas.microsoft.com/office/infopath/2007/PartnerControls"/>
-    <ds:schemaRef ds:uri="http://schemas.microsoft.com/sharepoint/v3"/>
-    <ds:schemaRef ds:uri="10515296-1bd5-401a-b8a4-ea4dde82f896"/>
-    <ds:schemaRef ds:uri="d0cd20b0-df63-44e8-932f-fba08f23ea61"/>
-  </ds:schemaRefs>
-</ds:datastoreItem>
+<file path=customXml/item2.xml><?xml version="1.0" encoding="utf-8"?>
+<?mso-contentType ?>
+<FormTemplates xmlns="http://schemas.microsoft.com/sharepoint/v3/contenttype/forms">
+  <Display>DocumentLibraryForm</Display>
+  <Edit>DocumentLibraryForm</Edit>
+  <New>DocumentLibraryForm</New>
+</FormTemplates>
 </file>
 
-<file path=customXml/itemProps2.xml><?xml version="1.0" encoding="utf-8"?>
-<ds:datastoreItem xmlns:ds="http://schemas.openxmlformats.org/officeDocument/2006/customXml" ds:itemID="{53F1BBFC-0990-44F2-940F-B58058836EFB}">
-  <ds:schemaRefs>
-    <ds:schemaRef ds:uri="http://schemas.microsoft.com/sharepoint/v3/contenttype/forms"/>
-  </ds:schemaRefs>
-</ds:datastoreItem>
+<file path=customXml/item3.xml><?xml version="1.0" encoding="utf-8"?>
+<p:properties xmlns:p="http://schemas.microsoft.com/office/2006/metadata/properties" xmlns:xsi="http://www.w3.org/2001/XMLSchema-instance" xmlns:pc="http://schemas.microsoft.com/office/infopath/2007/PartnerControls">
+  <documentManagement>
+    <_ip_UnifiedCompliancePolicyUIAction xmlns="http://schemas.microsoft.com/sharepoint/v3" xsi:nil="true"/>
+    <_ip_UnifiedCompliancePolicyProperties xmlns="http://schemas.microsoft.com/sharepoint/v3" xsi:nil="true"/>
+    <lcf76f155ced4ddcb4097134ff3c332f xmlns="10515296-1bd5-401a-b8a4-ea4dde82f896">
+      <Terms xmlns="http://schemas.microsoft.com/office/infopath/2007/PartnerControls"/>
+    </lcf76f155ced4ddcb4097134ff3c332f>
+    <TaxCatchAll xmlns="d0cd20b0-df63-44e8-932f-fba08f23ea61"/>
+  </documentManagement>
+</p:properties>
 </file>
 
-<file path=customXml/itemProps3.xml><?xml version="1.0" encoding="utf-8"?>
+<file path=customXml/itemProps1.xml><?xml version="1.0" encoding="utf-8"?>
 <ds:datastoreItem xmlns:ds="http://schemas.openxmlformats.org/officeDocument/2006/customXml" ds:itemID="{D8E0895D-5C34-4975-9279-0613928724ED}">
   <ds:schemaRefs>
     <ds:schemaRef ds:uri="http://schemas.microsoft.com/office/2006/metadata/contentType"/>
@@ -7147,4 +7117,24 @@
     <ds:schemaRef ds:uri="http://schemas.microsoft.com/internal/obd"/>
   </ds:schemaRefs>
 </ds:datastoreItem>
+</file>
+
+<file path=customXml/itemProps2.xml><?xml version="1.0" encoding="utf-8"?>
+<ds:datastoreItem xmlns:ds="http://schemas.openxmlformats.org/officeDocument/2006/customXml" ds:itemID="{53F1BBFC-0990-44F2-940F-B58058836EFB}">
+  <ds:schemaRefs>
+    <ds:schemaRef ds:uri="http://schemas.microsoft.com/sharepoint/v3/contenttype/forms"/>
+  </ds:schemaRefs>
+</ds:datastoreItem>
+</file>
+
+<file path=customXml/itemProps3.xml><?xml version="1.0" encoding="utf-8"?>
+<ds:datastoreItem xmlns:ds="http://schemas.openxmlformats.org/officeDocument/2006/customXml" ds:itemID="{BEEC08DA-9BF5-4EC7-ADB3-AD81E3E86BFE}">
+  <ds:schemaRefs>
+    <ds:schemaRef ds:uri="http://schemas.microsoft.com/office/2006/metadata/properties"/>
+    <ds:schemaRef ds:uri="http://schemas.microsoft.com/office/infopath/2007/PartnerControls"/>
+    <ds:schemaRef ds:uri="http://schemas.microsoft.com/sharepoint/v3"/>
+    <ds:schemaRef ds:uri="10515296-1bd5-401a-b8a4-ea4dde82f896"/>
+    <ds:schemaRef ds:uri="d0cd20b0-df63-44e8-932f-fba08f23ea61"/>
+  </ds:schemaRefs>
+</ds:datastoreItem>
 </file>